--- a/assets/templates/company-secretary-appointment.docx
+++ b/assets/templates/company-secretary-appointment.docx
@@ -795,7 +795,6 @@
     <w:p>
       <w:pPr>
         <w:ind w:left="4680" w:right="0"/>
-        <w:jc w:val="center"/>
         <w:rPr>
           <w:rFonts w:ascii="Nirmala UI" w:hAnsi="Nirmala UI"/>
           <w:sz w:val="26"/>
@@ -833,17 +832,7 @@
     </w:p>
     <w:p>
       <w:pPr>
-        <w:rPr>
-          <w:rFonts w:ascii="Nirmala UI" w:hAnsi="Nirmala UI"/>
-          <w:sz w:val="16"/>
-          <w:szCs w:val="16"/>
-        </w:rPr>
-      </w:pPr>
-    </w:p>
-    <w:p>
-      <w:pPr>
         <w:ind w:left="4680" w:right="0"/>
-        <w:jc w:val="center"/>
         <w:rPr>
           <w:rFonts w:ascii="Nirmala UI" w:hAnsi="Nirmala UI"/>
           <w:b/>
@@ -864,7 +853,6 @@
     <w:p>
       <w:pPr>
         <w:ind w:left="4680" w:right="0"/>
-        <w:jc w:val="center"/>
         <w:rPr>
           <w:rFonts w:ascii="Nirmala UI" w:hAnsi="Nirmala UI"/>
           <w:sz w:val="29"/>

--- a/assets/templates/company-secretary-appointment.docx
+++ b/assets/templates/company-secretary-appointment.docx
@@ -15,8 +15,8 @@
           <w:rFonts w:ascii="Nirmala UI" w:hAnsi="Nirmala UI"/>
           <w:b/>
           <w:color w:val="000000"/>
-          <w:sz w:val="35"/>
-          <w:szCs w:val="35"/>
+          <w:sz w:val="32"/>
+          <w:szCs w:val="32"/>
         </w:rPr>
         <w:t xml:space="preserve">{{companyName}} </w:t>
       </w:r>
@@ -48,26 +48,27 @@
     </w:p>
     <w:p>
       <w:pPr>
-        <w:rPr>
-          <w:rFonts w:ascii="Nirmala UI" w:hAnsi="Nirmala UI"/>
-          <w:sz w:val="16"/>
-          <w:szCs w:val="16"/>
-        </w:rPr>
-      </w:pPr>
-    </w:p>
-    <w:p>
-      <w:pPr>
-        <w:rPr>
-          <w:rFonts w:ascii="Nirmala UI" w:hAnsi="Nirmala UI"/>
-          <w:sz w:val="29"/>
-          <w:szCs w:val="29"/>
-        </w:rPr>
-      </w:pPr>
-      <w:r>
-        <w:rPr>
-          <w:rFonts w:ascii="Nirmala UI" w:hAnsi="Nirmala UI"/>
-          <w:sz w:val="29"/>
-          <w:szCs w:val="29"/>
+        <w:spacing w:after="0" w:line="240" w:lineRule="auto"/>
+        <w:rPr>
+          <w:rFonts w:ascii="Nirmala UI" w:hAnsi="Nirmala UI"/>
+          <w:sz w:val="16"/>
+          <w:szCs w:val="16"/>
+        </w:rPr>
+      </w:pPr>
+    </w:p>
+    <w:p>
+      <w:pPr>
+        <w:rPr>
+          <w:rFonts w:ascii="Nirmala UI" w:hAnsi="Nirmala UI"/>
+          <w:sz w:val="22"/>
+          <w:szCs w:val="22"/>
+        </w:rPr>
+      </w:pPr>
+      <w:r>
+        <w:rPr>
+          <w:rFonts w:ascii="Nirmala UI" w:hAnsi="Nirmala UI"/>
+          <w:sz w:val="22"/>
+          <w:szCs w:val="22"/>
         </w:rPr>
         <w:t xml:space="preserve">आज मिति {{meetingDate}} गते {{meetingTime}} यस </w:t>
       </w:r>
@@ -76,16 +77,16 @@
           <w:rFonts w:ascii="Nirmala UI" w:hAnsi="Nirmala UI"/>
           <w:b/>
           <w:color w:val="000000"/>
-          <w:sz w:val="29"/>
-          <w:szCs w:val="29"/>
+          <w:sz w:val="22"/>
+          <w:szCs w:val="22"/>
         </w:rPr>
         <w:t xml:space="preserve">प्रा.लि</w:t>
       </w:r>
       <w:r>
         <w:rPr>
           <w:rFonts w:ascii="Nirmala UI" w:hAnsi="Nirmala UI"/>
-          <w:sz w:val="29"/>
-          <w:szCs w:val="29"/>
+          <w:sz w:val="22"/>
+          <w:szCs w:val="22"/>
         </w:rPr>
         <w:t xml:space="preserve"> को सञ्चालक समितिको बैठक  </w:t>
       </w:r>
@@ -93,42 +94,43 @@
         <w:rPr>
           <w:rFonts w:ascii="Nirmala UI" w:hAnsi="Nirmala UI"/>
           <w:b/>
-          <w:sz w:val="29"/>
-          <w:szCs w:val="29"/>
+          <w:sz w:val="22"/>
+          <w:szCs w:val="22"/>
         </w:rPr>
         <w:t xml:space="preserve">{{chairmanName}}</w:t>
       </w:r>
       <w:r>
         <w:rPr>
           <w:rFonts w:ascii="Nirmala UI" w:hAnsi="Nirmala UI"/>
-          <w:sz w:val="29"/>
-          <w:szCs w:val="29"/>
+          <w:sz w:val="22"/>
+          <w:szCs w:val="22"/>
         </w:rPr>
         <w:t xml:space="preserve">को अध्यक्षतामा कम्पनीको रजिष्टर्ड कार्यालयमा बैठक बसी निम्न प्रस्ताव अनुसार निम्न निर्णय गरियो:</w:t>
       </w:r>
     </w:p>
     <w:p>
       <w:pPr>
-        <w:rPr>
-          <w:rFonts w:ascii="Nirmala UI" w:hAnsi="Nirmala UI"/>
-          <w:sz w:val="16"/>
-          <w:szCs w:val="16"/>
-        </w:rPr>
-      </w:pPr>
-    </w:p>
-    <w:p>
-      <w:pPr>
-        <w:rPr>
-          <w:rFonts w:ascii="Nirmala UI" w:hAnsi="Nirmala UI"/>
-          <w:sz w:val="29"/>
-          <w:szCs w:val="29"/>
-        </w:rPr>
-      </w:pPr>
-      <w:r>
-        <w:rPr>
-          <w:rFonts w:ascii="Nirmala UI" w:hAnsi="Nirmala UI"/>
-          <w:sz w:val="29"/>
-          <w:szCs w:val="29"/>
+        <w:spacing w:after="0" w:line="240" w:lineRule="auto"/>
+        <w:rPr>
+          <w:rFonts w:ascii="Nirmala UI" w:hAnsi="Nirmala UI"/>
+          <w:sz w:val="16"/>
+          <w:szCs w:val="16"/>
+        </w:rPr>
+      </w:pPr>
+    </w:p>
+    <w:p>
+      <w:pPr>
+        <w:rPr>
+          <w:rFonts w:ascii="Nirmala UI" w:hAnsi="Nirmala UI"/>
+          <w:sz w:val="22"/>
+          <w:szCs w:val="22"/>
+        </w:rPr>
+      </w:pPr>
+      <w:r>
+        <w:rPr>
+          <w:rFonts w:ascii="Nirmala UI" w:hAnsi="Nirmala UI"/>
+          <w:sz w:val="22"/>
+          <w:szCs w:val="22"/>
         </w:rPr>
         <w:t xml:space="preserve">उपस्थिति</w:t>
       </w:r>
@@ -145,16 +147,16 @@
         </w:tabs>
         <w:rPr>
           <w:rFonts w:ascii="Nirmala UI" w:hAnsi="Nirmala UI"/>
-          <w:sz w:val="29"/>
-          <w:szCs w:val="29"/>
+          <w:sz w:val="22"/>
+          <w:szCs w:val="22"/>
         </w:rPr>
       </w:pPr>
       <w:r>
         <w:rPr>
           <w:rFonts w:ascii="Nirmala UI" w:hAnsi="Nirmala UI"/>
           <w:b/>
-          <w:sz w:val="29"/>
-          <w:szCs w:val="29"/>
+          <w:sz w:val="22"/>
+          <w:szCs w:val="22"/>
         </w:rPr>
         <w:t xml:space="preserve">{{name}}</w:t>
         <w:tab/>
@@ -162,8 +164,8 @@
       <w:r>
         <w:rPr>
           <w:rFonts w:ascii="Nirmala UI" w:hAnsi="Nirmala UI"/>
-          <w:sz w:val="29"/>
-          <w:szCs w:val="29"/>
+          <w:sz w:val="22"/>
+          <w:szCs w:val="22"/>
           <w:lang w:val="de-DE"/>
         </w:rPr>
         <w:t xml:space="preserve">{{role}}</w:t>
@@ -176,26 +178,27 @@
     </w:p>
     <w:p>
       <w:pPr>
-        <w:rPr>
-          <w:rFonts w:ascii="Nirmala UI" w:hAnsi="Nirmala UI"/>
-          <w:sz w:val="16"/>
-          <w:szCs w:val="16"/>
-        </w:rPr>
-      </w:pPr>
-    </w:p>
-    <w:p>
-      <w:pPr>
-        <w:rPr>
-          <w:rFonts w:ascii="Nirmala UI" w:hAnsi="Nirmala UI"/>
-          <w:sz w:val="29"/>
-          <w:szCs w:val="29"/>
-        </w:rPr>
-      </w:pPr>
-      <w:r>
-        <w:rPr>
-          <w:rFonts w:ascii="Nirmala UI" w:hAnsi="Nirmala UI"/>
-          <w:sz w:val="29"/>
-          <w:szCs w:val="29"/>
+        <w:spacing w:after="0" w:line="240" w:lineRule="auto"/>
+        <w:rPr>
+          <w:rFonts w:ascii="Nirmala UI" w:hAnsi="Nirmala UI"/>
+          <w:sz w:val="16"/>
+          <w:szCs w:val="16"/>
+        </w:rPr>
+      </w:pPr>
+    </w:p>
+    <w:p>
+      <w:pPr>
+        <w:rPr>
+          <w:rFonts w:ascii="Nirmala UI" w:hAnsi="Nirmala UI"/>
+          <w:sz w:val="22"/>
+          <w:szCs w:val="22"/>
+        </w:rPr>
+      </w:pPr>
+      <w:r>
+        <w:rPr>
+          <w:rFonts w:ascii="Nirmala UI" w:hAnsi="Nirmala UI"/>
+          <w:sz w:val="22"/>
+          <w:szCs w:val="22"/>
         </w:rPr>
         <w:t xml:space="preserve">सभामा प्रस्तुत प्रस्तावहरु:</w:t>
       </w:r>
@@ -204,15 +207,15 @@
       <w:pPr>
         <w:rPr>
           <w:rFonts w:ascii="Nirmala UI" w:hAnsi="Nirmala UI"/>
-          <w:sz w:val="29"/>
-          <w:szCs w:val="29"/>
-        </w:rPr>
-      </w:pPr>
-      <w:r>
-        <w:rPr>
-          <w:rFonts w:ascii="Nirmala UI" w:hAnsi="Nirmala UI"/>
-          <w:sz w:val="29"/>
-          <w:szCs w:val="29"/>
+          <w:sz w:val="22"/>
+          <w:szCs w:val="22"/>
+        </w:rPr>
+      </w:pPr>
+      <w:r>
+        <w:rPr>
+          <w:rFonts w:ascii="Nirmala UI" w:hAnsi="Nirmala UI"/>
+          <w:sz w:val="22"/>
+          <w:szCs w:val="22"/>
         </w:rPr>
         <w:t xml:space="preserve">१। कम्पनी सचिव नियुक्ति गर्ने विषयमा</w:t>
       </w:r>
@@ -221,67 +224,69 @@
       <w:pPr>
         <w:rPr>
           <w:rFonts w:ascii="Nirmala UI" w:hAnsi="Nirmala UI"/>
-          <w:sz w:val="29"/>
-          <w:szCs w:val="29"/>
-        </w:rPr>
-      </w:pPr>
-      <w:r>
-        <w:rPr>
-          <w:rFonts w:ascii="Nirmala UI" w:hAnsi="Nirmala UI"/>
-          <w:sz w:val="29"/>
-          <w:szCs w:val="29"/>
+          <w:sz w:val="22"/>
+          <w:szCs w:val="22"/>
+        </w:rPr>
+      </w:pPr>
+      <w:r>
+        <w:rPr>
+          <w:rFonts w:ascii="Nirmala UI" w:hAnsi="Nirmala UI"/>
+          <w:sz w:val="22"/>
+          <w:szCs w:val="22"/>
         </w:rPr>
         <w:t xml:space="preserve">२। विविध</w:t>
       </w:r>
     </w:p>
     <w:p>
       <w:pPr>
-        <w:rPr>
-          <w:rFonts w:ascii="Nirmala UI" w:hAnsi="Nirmala UI"/>
-          <w:sz w:val="16"/>
-          <w:szCs w:val="16"/>
-        </w:rPr>
-      </w:pPr>
-    </w:p>
-    <w:p>
-      <w:pPr>
-        <w:rPr>
-          <w:rFonts w:ascii="Nirmala UI" w:hAnsi="Nirmala UI"/>
-          <w:sz w:val="29"/>
-          <w:szCs w:val="29"/>
-        </w:rPr>
-      </w:pPr>
-      <w:r>
-        <w:rPr>
-          <w:rFonts w:ascii="Nirmala UI" w:hAnsi="Nirmala UI"/>
-          <w:sz w:val="29"/>
-          <w:szCs w:val="29"/>
+        <w:spacing w:after="0" w:line="240" w:lineRule="auto"/>
+        <w:rPr>
+          <w:rFonts w:ascii="Nirmala UI" w:hAnsi="Nirmala UI"/>
+          <w:sz w:val="16"/>
+          <w:szCs w:val="16"/>
+        </w:rPr>
+      </w:pPr>
+    </w:p>
+    <w:p>
+      <w:pPr>
+        <w:rPr>
+          <w:rFonts w:ascii="Nirmala UI" w:hAnsi="Nirmala UI"/>
+          <w:sz w:val="22"/>
+          <w:szCs w:val="22"/>
+        </w:rPr>
+      </w:pPr>
+      <w:r>
+        <w:rPr>
+          <w:rFonts w:ascii="Nirmala UI" w:hAnsi="Nirmala UI"/>
+          <w:sz w:val="22"/>
+          <w:szCs w:val="22"/>
         </w:rPr>
         <w:t xml:space="preserve">छलफलमै पारित निर्णयहरु:</w:t>
       </w:r>
     </w:p>
     <w:p>
       <w:pPr>
-        <w:rPr>
-          <w:rFonts w:ascii="Nirmala UI" w:hAnsi="Nirmala UI"/>
-          <w:sz w:val="16"/>
-          <w:szCs w:val="16"/>
-        </w:rPr>
-      </w:pPr>
-    </w:p>
-    <w:p>
-      <w:pPr>
-        <w:rPr>
-          <w:rFonts w:ascii="Nirmala UI" w:hAnsi="Nirmala UI"/>
-          <w:sz w:val="29"/>
-          <w:szCs w:val="29"/>
-        </w:rPr>
-      </w:pPr>
-      <w:r>
-        <w:rPr>
-          <w:rFonts w:ascii="Nirmala UI" w:hAnsi="Nirmala UI"/>
-          <w:sz w:val="29"/>
-          <w:szCs w:val="29"/>
+        <w:spacing w:after="0" w:line="240" w:lineRule="auto"/>
+        <w:rPr>
+          <w:rFonts w:ascii="Nirmala UI" w:hAnsi="Nirmala UI"/>
+          <w:sz w:val="16"/>
+          <w:szCs w:val="16"/>
+        </w:rPr>
+      </w:pPr>
+    </w:p>
+    <w:p>
+      <w:pPr>
+        <w:rPr>
+          <w:rFonts w:ascii="Nirmala UI" w:hAnsi="Nirmala UI"/>
+          <w:sz w:val="22"/>
+          <w:szCs w:val="22"/>
+        </w:rPr>
+      </w:pPr>
+      <w:r>
+        <w:rPr>
+          <w:rFonts w:ascii="Nirmala UI" w:hAnsi="Nirmala UI"/>
+          <w:sz w:val="22"/>
+          <w:szCs w:val="22"/>
         </w:rPr>
         <w:t xml:space="preserve">निर्णय नं. १ </w:t>
       </w:r>
@@ -290,15 +295,15 @@
       <w:pPr>
         <w:rPr>
           <w:rFonts w:ascii="Nirmala UI" w:hAnsi="Nirmala UI"/>
-          <w:sz w:val="29"/>
-          <w:szCs w:val="29"/>
-        </w:rPr>
-      </w:pPr>
-      <w:r>
-        <w:rPr>
-          <w:rFonts w:ascii="Nirmala UI" w:hAnsi="Nirmala UI"/>
-          <w:sz w:val="29"/>
-          <w:szCs w:val="29"/>
+          <w:sz w:val="22"/>
+          <w:szCs w:val="22"/>
+        </w:rPr>
+      </w:pPr>
+      <w:r>
+        <w:rPr>
+          <w:rFonts w:ascii="Nirmala UI" w:hAnsi="Nirmala UI"/>
+          <w:sz w:val="22"/>
+          <w:szCs w:val="22"/>
         </w:rPr>
         <w:t xml:space="preserve">प्रस्ताव नं १ उपर छलफल हुँदा, कम्पनी ऐन, २०६३ को दफा ८४ बमोजिम चुक्ता वा चुक्ता कबुल पूँजी एक करोड रुपैयाँ वा सोभन्दा बढी भएको कम्पनीले कम्पनी सचिव नियुक्त गर्नुपर्ने कानूनी व्यवस्था रहेको र हाल यस कम्पनीमा सक्रिय कम्पनी सचिव नरहेको हुँदा,  {{secretaryName}} (नागरिकता प्रमाणपत्र नं  {{citizenshipNo}}, स्थायी ठेगाना: </w:t>
       </w:r>
@@ -307,16 +312,16 @@
           <w:rFonts w:ascii="Nirmala UI" w:hAnsi="Nirmala UI"/>
           <w:b/>
           <w:bCs/>
-          <w:sz w:val="29"/>
-          <w:szCs w:val="29"/>
+          <w:sz w:val="22"/>
+          <w:szCs w:val="22"/>
         </w:rPr>
         <w:t xml:space="preserve">{{secretaryAddress}}) लाई मिति {{appointmentDate}}</w:t>
       </w:r>
       <w:r>
         <w:rPr>
           <w:rFonts w:ascii="Nirmala UI" w:hAnsi="Nirmala UI"/>
-          <w:sz w:val="29"/>
-          <w:szCs w:val="29"/>
+          <w:sz w:val="22"/>
+          <w:szCs w:val="22"/>
         </w:rPr>
         <w:t xml:space="preserve"> गतेदेखि लागू हुने गरी यस कम्पनीको कम्पनी सचिवमा नियुक्त गर्ने निर्णय सर्वसम्मतिले पारित गरियो। साथै निजलाई नियुक्तिपत्र जारी गर्न, कम्पनीको सम्बन्धित अभिलेख अद्यावधिक गर्न र आवश्यकतानुसार कम्पनी रजिष्ट्रारको कार्यालयमा जानकारी गराउने व्यवस्था मिलाउन सञ्चालक श्री </w:t>
       </w:r>
@@ -324,68 +329,70 @@
         <w:rPr>
           <w:rFonts w:ascii="Nirmala UI" w:hAnsi="Nirmala UI"/>
           <w:b/>
-          <w:sz w:val="29"/>
-          <w:szCs w:val="29"/>
+          <w:sz w:val="22"/>
+          <w:szCs w:val="22"/>
         </w:rPr>
         <w:t xml:space="preserve">{{chairmanName}}</w:t>
       </w:r>
       <w:r>
         <w:rPr>
           <w:rFonts w:ascii="Nirmala UI" w:hAnsi="Nirmala UI"/>
-          <w:sz w:val="29"/>
-          <w:szCs w:val="29"/>
+          <w:sz w:val="22"/>
+          <w:szCs w:val="22"/>
         </w:rPr>
         <w:t xml:space="preserve">लाई अधिकार प्रदान गरियो।</w:t>
       </w:r>
     </w:p>
     <w:p>
       <w:pPr>
-        <w:rPr>
-          <w:rFonts w:ascii="Nirmala UI" w:hAnsi="Nirmala UI"/>
-          <w:sz w:val="16"/>
-          <w:szCs w:val="16"/>
-        </w:rPr>
-      </w:pPr>
-    </w:p>
-    <w:p>
-      <w:pPr>
-        <w:rPr>
-          <w:rFonts w:ascii="Nirmala UI" w:hAnsi="Nirmala UI"/>
-          <w:sz w:val="29"/>
-          <w:szCs w:val="29"/>
-        </w:rPr>
-      </w:pPr>
-      <w:r>
-        <w:rPr>
-          <w:rFonts w:ascii="Nirmala UI" w:hAnsi="Nirmala UI"/>
-          <w:sz w:val="29"/>
-          <w:szCs w:val="29"/>
+        <w:spacing w:after="0" w:line="240" w:lineRule="auto"/>
+        <w:rPr>
+          <w:rFonts w:ascii="Nirmala UI" w:hAnsi="Nirmala UI"/>
+          <w:sz w:val="16"/>
+          <w:szCs w:val="16"/>
+        </w:rPr>
+      </w:pPr>
+    </w:p>
+    <w:p>
+      <w:pPr>
+        <w:rPr>
+          <w:rFonts w:ascii="Nirmala UI" w:hAnsi="Nirmala UI"/>
+          <w:sz w:val="22"/>
+          <w:szCs w:val="22"/>
+        </w:rPr>
+      </w:pPr>
+      <w:r>
+        <w:rPr>
+          <w:rFonts w:ascii="Nirmala UI" w:hAnsi="Nirmala UI"/>
+          <w:sz w:val="22"/>
+          <w:szCs w:val="22"/>
         </w:rPr>
         <w:t xml:space="preserve">निर्णय नं. २ </w:t>
       </w:r>
     </w:p>
     <w:p>
       <w:pPr>
-        <w:rPr>
-          <w:rFonts w:ascii="Nirmala UI" w:hAnsi="Nirmala UI"/>
-          <w:sz w:val="16"/>
-          <w:szCs w:val="16"/>
-        </w:rPr>
-      </w:pPr>
-    </w:p>
-    <w:p>
-      <w:pPr>
-        <w:rPr>
-          <w:rFonts w:ascii="Nirmala UI" w:hAnsi="Nirmala UI"/>
-          <w:sz w:val="29"/>
-          <w:szCs w:val="29"/>
-        </w:rPr>
-      </w:pPr>
-      <w:r>
-        <w:rPr>
-          <w:rFonts w:ascii="Nirmala UI" w:hAnsi="Nirmala UI"/>
-          <w:sz w:val="29"/>
-          <w:szCs w:val="29"/>
+        <w:spacing w:after="0" w:line="240" w:lineRule="auto"/>
+        <w:rPr>
+          <w:rFonts w:ascii="Nirmala UI" w:hAnsi="Nirmala UI"/>
+          <w:sz w:val="16"/>
+          <w:szCs w:val="16"/>
+        </w:rPr>
+      </w:pPr>
+    </w:p>
+    <w:p>
+      <w:pPr>
+        <w:rPr>
+          <w:rFonts w:ascii="Nirmala UI" w:hAnsi="Nirmala UI"/>
+          <w:sz w:val="22"/>
+          <w:szCs w:val="22"/>
+        </w:rPr>
+      </w:pPr>
+      <w:r>
+        <w:rPr>
+          <w:rFonts w:ascii="Nirmala UI" w:hAnsi="Nirmala UI"/>
+          <w:sz w:val="22"/>
+          <w:szCs w:val="22"/>
         </w:rPr>
         <w:t xml:space="preserve">विविध प्रस्ताव उपर छलफल गर्ने विषय बाँकी नरहेको हुँदा आजको बैठक अध्यक्षज्यूको अनुमतिले समापन गरियो।</w:t>
       </w:r>
@@ -400,8 +407,8 @@
           <w:rFonts w:ascii="Nirmala UI" w:hAnsi="Nirmala UI"/>
           <w:b/>
           <w:bCs/>
-          <w:sz w:val="26"/>
-          <w:szCs w:val="26"/>
+          <w:sz w:val="22"/>
+          <w:szCs w:val="22"/>
         </w:rPr>
       </w:pPr>
       <w:r>
@@ -409,8 +416,8 @@
           <w:rFonts w:ascii="Nirmala UI" w:hAnsi="Nirmala UI"/>
           <w:b/>
           <w:color w:val="000000"/>
-          <w:sz w:val="35"/>
-          <w:szCs w:val="35"/>
+          <w:sz w:val="32"/>
+          <w:szCs w:val="32"/>
         </w:rPr>
         <w:t xml:space="preserve">{{companyName}}</w:t>
       </w:r>
@@ -419,8 +426,8 @@
           <w:rFonts w:ascii="Nirmala UI" w:hAnsi="Nirmala UI"/>
           <w:b/>
           <w:bCs/>
-          <w:sz w:val="26"/>
-          <w:szCs w:val="26"/>
+          <w:sz w:val="22"/>
+          <w:szCs w:val="22"/>
         </w:rPr>
         <w:t xml:space="preserve"> </w:t>
       </w:r>
@@ -434,8 +441,8 @@
           <w:rFonts w:ascii="Nirmala UI" w:hAnsi="Nirmala UI"/>
           <w:b/>
           <w:bCs/>
-          <w:sz w:val="26"/>
-          <w:szCs w:val="26"/>
+          <w:sz w:val="22"/>
+          <w:szCs w:val="22"/>
         </w:rPr>
       </w:pPr>
       <w:r>
@@ -443,23 +450,25 @@
           <w:rFonts w:ascii="Nirmala UI" w:hAnsi="Nirmala UI"/>
           <w:b/>
           <w:bCs/>
-          <w:sz w:val="26"/>
-          <w:szCs w:val="26"/>
+          <w:sz w:val="22"/>
+          <w:szCs w:val="22"/>
         </w:rPr>
         <w:t xml:space="preserve">प्रा.लि.नं. {{registrationNumber}}</w:t>
       </w:r>
     </w:p>
     <w:p>
       <w:pPr>
-        <w:rPr>
-          <w:rFonts w:ascii="Nirmala UI" w:hAnsi="Nirmala UI"/>
-          <w:sz w:val="16"/>
-          <w:szCs w:val="16"/>
-        </w:rPr>
-      </w:pPr>
-    </w:p>
-    <w:p>
-      <w:pPr>
+        <w:spacing w:after="0" w:line="240" w:lineRule="auto"/>
+        <w:rPr>
+          <w:rFonts w:ascii="Nirmala UI" w:hAnsi="Nirmala UI"/>
+          <w:sz w:val="16"/>
+          <w:szCs w:val="16"/>
+        </w:rPr>
+      </w:pPr>
+    </w:p>
+    <w:p>
+      <w:pPr>
+        <w:spacing w:after="0" w:line="240" w:lineRule="auto"/>
         <w:ind w:left="6480" w:firstLine="720"/>
         <w:jc w:val="center"/>
         <w:rPr>
@@ -474,30 +483,32 @@
         <w:jc w:val="right"/>
         <w:rPr>
           <w:rFonts w:ascii="Nirmala UI" w:hAnsi="Nirmala UI"/>
-          <w:sz w:val="29"/>
-          <w:szCs w:val="29"/>
-        </w:rPr>
-      </w:pPr>
-      <w:r>
-        <w:rPr>
-          <w:rFonts w:ascii="Nirmala UI" w:hAnsi="Nirmala UI"/>
-          <w:sz w:val="26"/>
-          <w:szCs w:val="26"/>
+          <w:sz w:val="22"/>
+          <w:szCs w:val="22"/>
+        </w:rPr>
+      </w:pPr>
+      <w:r>
+        <w:rPr>
+          <w:rFonts w:ascii="Nirmala UI" w:hAnsi="Nirmala UI"/>
+          <w:sz w:val="22"/>
+          <w:szCs w:val="22"/>
         </w:rPr>
         <w:t xml:space="preserve">मिति: {{letterDate}}</w:t>
       </w:r>
     </w:p>
     <w:p>
       <w:pPr>
-        <w:rPr>
-          <w:rFonts w:ascii="Nirmala UI" w:hAnsi="Nirmala UI"/>
-          <w:sz w:val="16"/>
-          <w:szCs w:val="16"/>
-        </w:rPr>
-      </w:pPr>
-    </w:p>
-    <w:p>
-      <w:pPr>
+        <w:spacing w:after="0" w:line="240" w:lineRule="auto"/>
+        <w:rPr>
+          <w:rFonts w:ascii="Nirmala UI" w:hAnsi="Nirmala UI"/>
+          <w:sz w:val="16"/>
+          <w:szCs w:val="16"/>
+        </w:rPr>
+      </w:pPr>
+    </w:p>
+    <w:p>
+      <w:pPr>
+        <w:spacing w:after="0" w:line="240" w:lineRule="auto"/>
         <w:ind w:left="360"/>
         <w:rPr>
           <w:rFonts w:ascii="Nirmala UI" w:eastAsia="PMingLiU" w:hAnsi="Nirmala UI" w:cs="Nirmala UI"/>
@@ -509,6 +520,7 @@
     </w:p>
     <w:p>
       <w:pPr>
+        <w:spacing w:after="0" w:line="240" w:lineRule="auto"/>
         <w:ind w:left="360"/>
         <w:rPr>
           <w:rFonts w:ascii="Nirmala UI" w:eastAsia="PMingLiU" w:hAnsi="Nirmala UI" w:cs="Nirmala UI"/>
@@ -528,8 +540,8 @@
           <w:rFonts w:ascii="Nirmala UI" w:hAnsi="Nirmala UI"/>
           <w:b/>
           <w:bCs/>
-          <w:sz w:val="32"/>
-          <w:szCs w:val="32"/>
+          <w:sz w:val="28"/>
+          <w:szCs w:val="28"/>
         </w:rPr>
       </w:pPr>
       <w:r>
@@ -537,14 +549,15 @@
           <w:rFonts w:ascii="Nirmala UI" w:hAnsi="Nirmala UI"/>
           <w:b/>
           <w:bCs/>
-          <w:sz w:val="32"/>
-          <w:szCs w:val="32"/>
+          <w:sz w:val="28"/>
+          <w:szCs w:val="28"/>
         </w:rPr>
         <w:t xml:space="preserve">विषय:– कम्पनी सचिव गरिएको सम्बन्धमा</w:t>
       </w:r>
     </w:p>
     <w:p>
       <w:pPr>
+        <w:spacing w:after="0" w:line="240" w:lineRule="auto"/>
         <w:tabs>
           <w:tab w:val="left" w:pos="1695"/>
         </w:tabs>
@@ -559,15 +572,15 @@
       <w:pPr>
         <w:rPr>
           <w:rFonts w:ascii="Nirmala UI" w:hAnsi="Nirmala UI"/>
-          <w:sz w:val="26"/>
-          <w:szCs w:val="26"/>
-        </w:rPr>
-      </w:pPr>
-      <w:r>
-        <w:rPr>
-          <w:rFonts w:ascii="Nirmala UI" w:hAnsi="Nirmala UI"/>
-          <w:sz w:val="26"/>
-          <w:szCs w:val="26"/>
+          <w:sz w:val="22"/>
+          <w:szCs w:val="22"/>
+        </w:rPr>
+      </w:pPr>
+      <w:r>
+        <w:rPr>
+          <w:rFonts w:ascii="Nirmala UI" w:hAnsi="Nirmala UI"/>
+          <w:sz w:val="22"/>
+          <w:szCs w:val="22"/>
         </w:rPr>
         <w:t xml:space="preserve">श्रीमान् रजिष्टर ज्यू,</w:t>
       </w:r>
@@ -576,15 +589,15 @@
       <w:pPr>
         <w:rPr>
           <w:rFonts w:ascii="Nirmala UI" w:hAnsi="Nirmala UI"/>
-          <w:sz w:val="26"/>
-          <w:szCs w:val="26"/>
-        </w:rPr>
-      </w:pPr>
-      <w:r>
-        <w:rPr>
-          <w:rFonts w:ascii="Nirmala UI" w:hAnsi="Nirmala UI"/>
-          <w:sz w:val="26"/>
-          <w:szCs w:val="26"/>
+          <w:sz w:val="22"/>
+          <w:szCs w:val="22"/>
+        </w:rPr>
+      </w:pPr>
+      <w:r>
+        <w:rPr>
+          <w:rFonts w:ascii="Nirmala UI" w:hAnsi="Nirmala UI"/>
+          <w:sz w:val="22"/>
+          <w:szCs w:val="22"/>
         </w:rPr>
         <w:t xml:space="preserve">कम्पनी रजिष्टर कार्यालय</w:t>
       </w:r>
@@ -593,15 +606,15 @@
       <w:pPr>
         <w:rPr>
           <w:rFonts w:ascii="Nirmala UI" w:hAnsi="Nirmala UI"/>
-          <w:sz w:val="26"/>
-          <w:szCs w:val="26"/>
-        </w:rPr>
-      </w:pPr>
-      <w:r>
-        <w:rPr>
-          <w:rFonts w:ascii="Nirmala UI" w:hAnsi="Nirmala UI"/>
-          <w:sz w:val="26"/>
-          <w:szCs w:val="26"/>
+          <w:sz w:val="22"/>
+          <w:szCs w:val="22"/>
+        </w:rPr>
+      </w:pPr>
+      <w:r>
+        <w:rPr>
+          <w:rFonts w:ascii="Nirmala UI" w:hAnsi="Nirmala UI"/>
+          <w:sz w:val="22"/>
+          <w:szCs w:val="22"/>
         </w:rPr>
         <w:t xml:space="preserve">त्रिपुरेश्वर , काठमाडौं । </w:t>
       </w:r>
@@ -611,66 +624,68 @@
         <w:ind w:firstLine="720"/>
         <w:rPr>
           <w:rFonts w:ascii="Nirmala UI" w:hAnsi="Nirmala UI"/>
-          <w:sz w:val="26"/>
-          <w:szCs w:val="26"/>
-        </w:rPr>
-      </w:pPr>
-      <w:r>
-        <w:rPr>
-          <w:rFonts w:ascii="Nirmala UI" w:hAnsi="Nirmala UI"/>
-          <w:sz w:val="26"/>
-          <w:szCs w:val="26"/>
+          <w:sz w:val="22"/>
+          <w:szCs w:val="22"/>
+        </w:rPr>
+      </w:pPr>
+      <w:r>
+        <w:rPr>
+          <w:rFonts w:ascii="Nirmala UI" w:hAnsi="Nirmala UI"/>
+          <w:sz w:val="22"/>
+          <w:szCs w:val="22"/>
         </w:rPr>
         <w:t xml:space="preserve">विषय:– </w:t>
       </w:r>
       <w:r>
         <w:rPr>
           <w:rFonts w:ascii="Nirmala UI" w:hAnsi="Nirmala UI"/>
-          <w:sz w:val="29"/>
-          <w:szCs w:val="29"/>
+          <w:sz w:val="22"/>
+          <w:szCs w:val="22"/>
         </w:rPr>
         <w:t xml:space="preserve">कम्पनी सचिवको</w:t>
       </w:r>
       <w:r>
         <w:rPr>
           <w:rFonts w:ascii="Nirmala UI" w:hAnsi="Nirmala UI"/>
-          <w:sz w:val="26"/>
-          <w:szCs w:val="26"/>
+          <w:sz w:val="22"/>
+          <w:szCs w:val="22"/>
         </w:rPr>
         <w:t xml:space="preserve"> नियुक्तिको जानकारी पेश गरेको बारे ।</w:t>
       </w:r>
     </w:p>
     <w:p>
       <w:pPr>
-        <w:rPr>
-          <w:rFonts w:ascii="Nirmala UI" w:hAnsi="Nirmala UI"/>
-          <w:sz w:val="16"/>
-          <w:szCs w:val="16"/>
-        </w:rPr>
-      </w:pPr>
-    </w:p>
-    <w:p>
-      <w:pPr>
-        <w:rPr>
-          <w:rFonts w:ascii="Nirmala UI" w:hAnsi="Nirmala UI"/>
-          <w:sz w:val="16"/>
-          <w:szCs w:val="16"/>
-        </w:rPr>
-      </w:pPr>
-    </w:p>
-    <w:p>
-      <w:pPr>
-        <w:rPr>
-          <w:rFonts w:ascii="Nirmala UI" w:hAnsi="Nirmala UI"/>
-          <w:sz w:val="32"/>
-          <w:szCs w:val="32"/>
-        </w:rPr>
-      </w:pPr>
-      <w:r>
-        <w:rPr>
-          <w:rFonts w:ascii="Nirmala UI" w:hAnsi="Nirmala UI"/>
-          <w:sz w:val="32"/>
-          <w:szCs w:val="32"/>
+        <w:spacing w:after="0" w:line="240" w:lineRule="auto"/>
+        <w:rPr>
+          <w:rFonts w:ascii="Nirmala UI" w:hAnsi="Nirmala UI"/>
+          <w:sz w:val="16"/>
+          <w:szCs w:val="16"/>
+        </w:rPr>
+      </w:pPr>
+    </w:p>
+    <w:p>
+      <w:pPr>
+        <w:spacing w:after="0" w:line="240" w:lineRule="auto"/>
+        <w:rPr>
+          <w:rFonts w:ascii="Nirmala UI" w:hAnsi="Nirmala UI"/>
+          <w:sz w:val="16"/>
+          <w:szCs w:val="16"/>
+        </w:rPr>
+      </w:pPr>
+    </w:p>
+    <w:p>
+      <w:pPr>
+        <w:rPr>
+          <w:rFonts w:ascii="Nirmala UI" w:hAnsi="Nirmala UI"/>
+          <w:sz w:val="28"/>
+          <w:szCs w:val="28"/>
+        </w:rPr>
+      </w:pPr>
+      <w:r>
+        <w:rPr>
+          <w:rFonts w:ascii="Nirmala UI" w:hAnsi="Nirmala UI"/>
+          <w:sz w:val="28"/>
+          <w:szCs w:val="28"/>
         </w:rPr>
         <w:t xml:space="preserve">महोदय,</w:t>
       </w:r>
@@ -681,16 +696,16 @@
           <w:rFonts w:ascii="Nirmala UI" w:hAnsi="Nirmala UI"/>
           <w:b/>
           <w:bCs/>
-          <w:sz w:val="32"/>
-          <w:szCs w:val="32"/>
+          <w:sz w:val="28"/>
+          <w:szCs w:val="28"/>
         </w:rPr>
       </w:pPr>
       <w:r>
         <w:rPr>
           <w:rFonts w:ascii="Nirmala UI" w:hAnsi="Nirmala UI"/>
           <w:b/>
-          <w:sz w:val="32"/>
-          <w:szCs w:val="32"/>
+          <w:sz w:val="28"/>
+          <w:szCs w:val="28"/>
         </w:rPr>
         <w:tab/>
       </w:r>
@@ -698,16 +713,16 @@
         <w:rPr>
           <w:rFonts w:ascii="Nirmala UI" w:hAnsi="Nirmala UI"/>
           <w:bCs/>
-          <w:sz w:val="32"/>
-          <w:szCs w:val="32"/>
+          <w:sz w:val="28"/>
+          <w:szCs w:val="28"/>
         </w:rPr>
         <w:t xml:space="preserve"> उपर्युक्त सम्बन्धमा यस कम्पनीका सञ्चालक समितिको मिति {{meetingDate}} को निर्णय अनुसार तपाईं </w:t>
       </w:r>
       <w:r>
         <w:rPr>
           <w:rFonts w:ascii="Nirmala UI" w:hAnsi="Nirmala UI"/>
-          <w:sz w:val="29"/>
-          <w:szCs w:val="29"/>
+          <w:sz w:val="22"/>
+          <w:szCs w:val="22"/>
         </w:rPr>
         <w:t xml:space="preserve">{{secretaryName}},</w:t>
       </w:r>
@@ -716,8 +731,8 @@
           <w:rFonts w:ascii="Nirmala UI" w:hAnsi="Nirmala UI"/>
           <w:b/>
           <w:bCs/>
-          <w:sz w:val="29"/>
-          <w:szCs w:val="29"/>
+          <w:sz w:val="22"/>
+          <w:szCs w:val="22"/>
         </w:rPr>
         <w:t xml:space="preserve"> ({{secretaryAddress}} </w:t>
       </w:r>
@@ -726,65 +741,69 @@
           <w:rFonts w:ascii="Nirmala UI" w:hAnsi="Nirmala UI"/>
           <w:b/>
           <w:bCs/>
-          <w:sz w:val="32"/>
-          <w:szCs w:val="32"/>
+          <w:sz w:val="28"/>
+          <w:szCs w:val="28"/>
         </w:rPr>
         <w:t xml:space="preserve">)</w:t>
       </w:r>
       <w:r>
         <w:rPr>
           <w:rFonts w:ascii="Nirmala UI" w:hAnsi="Nirmala UI"/>
-          <w:sz w:val="32"/>
-          <w:szCs w:val="32"/>
+          <w:sz w:val="28"/>
+          <w:szCs w:val="28"/>
         </w:rPr>
         <w:t xml:space="preserve"> लाई  कम्पनीको </w:t>
       </w:r>
       <w:r>
         <w:rPr>
           <w:rFonts w:ascii="Nirmala UI" w:hAnsi="Nirmala UI"/>
-          <w:sz w:val="29"/>
-          <w:szCs w:val="29"/>
+          <w:sz w:val="22"/>
+          <w:szCs w:val="22"/>
         </w:rPr>
         <w:t xml:space="preserve">कम्पनी सचिव</w:t>
       </w:r>
       <w:r>
         <w:rPr>
           <w:rFonts w:ascii="Nirmala UI" w:hAnsi="Nirmala UI"/>
-          <w:sz w:val="32"/>
-          <w:szCs w:val="32"/>
+          <w:sz w:val="28"/>
+          <w:szCs w:val="28"/>
         </w:rPr>
         <w:t xml:space="preserve"> नियुक्ति गर्ने निर्णय भएको हुँदा प्रचलित नेपाल कानूनको तथा कम्पनी ऐनको परिधि भित्र रही आफ्नो काम कारबाही  समयमै गर्नु अनुरोध गरिन्छ ।</w:t>
       </w:r>
     </w:p>
     <w:p>
       <w:pPr>
-        <w:rPr>
-          <w:rFonts w:ascii="Nirmala UI" w:hAnsi="Nirmala UI"/>
-          <w:sz w:val="16"/>
-          <w:szCs w:val="16"/>
-        </w:rPr>
-      </w:pPr>
-    </w:p>
-    <w:p>
-      <w:pPr>
-        <w:rPr>
-          <w:rFonts w:ascii="Nirmala UI" w:hAnsi="Nirmala UI"/>
-          <w:sz w:val="16"/>
-          <w:szCs w:val="16"/>
-        </w:rPr>
-      </w:pPr>
-    </w:p>
-    <w:p>
-      <w:pPr>
-        <w:rPr>
-          <w:rFonts w:ascii="Nirmala UI" w:hAnsi="Nirmala UI"/>
-          <w:sz w:val="16"/>
-          <w:szCs w:val="16"/>
-        </w:rPr>
-      </w:pPr>
-    </w:p>
-    <w:p>
-      <w:pPr>
+        <w:spacing w:after="0" w:line="240" w:lineRule="auto"/>
+        <w:rPr>
+          <w:rFonts w:ascii="Nirmala UI" w:hAnsi="Nirmala UI"/>
+          <w:sz w:val="16"/>
+          <w:szCs w:val="16"/>
+        </w:rPr>
+      </w:pPr>
+    </w:p>
+    <w:p>
+      <w:pPr>
+        <w:spacing w:after="0" w:line="240" w:lineRule="auto"/>
+        <w:rPr>
+          <w:rFonts w:ascii="Nirmala UI" w:hAnsi="Nirmala UI"/>
+          <w:sz w:val="16"/>
+          <w:szCs w:val="16"/>
+        </w:rPr>
+      </w:pPr>
+    </w:p>
+    <w:p>
+      <w:pPr>
+        <w:spacing w:after="0" w:line="240" w:lineRule="auto"/>
+        <w:rPr>
+          <w:rFonts w:ascii="Nirmala UI" w:hAnsi="Nirmala UI"/>
+          <w:sz w:val="16"/>
+          <w:szCs w:val="16"/>
+        </w:rPr>
+      </w:pPr>
+    </w:p>
+    <w:p>
+      <w:pPr>
+        <w:spacing w:after="0" w:line="240" w:lineRule="auto"/>
         <w:rPr>
           <w:rFonts w:ascii="Nirmala UI" w:hAnsi="Nirmala UI"/>
           <w:sz w:val="16"/>
@@ -797,16 +816,16 @@
         <w:ind w:left="4680" w:right="0"/>
         <w:rPr>
           <w:rFonts w:ascii="Nirmala UI" w:hAnsi="Nirmala UI"/>
-          <w:sz w:val="26"/>
-          <w:szCs w:val="26"/>
+          <w:sz w:val="22"/>
+          <w:szCs w:val="22"/>
           <w:u w:val="single"/>
         </w:rPr>
       </w:pPr>
       <w:r>
         <w:rPr>
           <w:rFonts w:ascii="Nirmala UI" w:hAnsi="Nirmala UI"/>
-          <w:sz w:val="26"/>
-          <w:szCs w:val="26"/>
+          <w:sz w:val="22"/>
+          <w:szCs w:val="22"/>
           <w:u w:val="single"/>
         </w:rPr>
         <w:t xml:space="preserve">निवेदक</w:t>
@@ -814,15 +833,17 @@
     </w:p>
     <w:p>
       <w:pPr>
-        <w:rPr>
-          <w:rFonts w:ascii="Nirmala UI" w:hAnsi="Nirmala UI"/>
-          <w:sz w:val="16"/>
-          <w:szCs w:val="16"/>
-        </w:rPr>
-      </w:pPr>
-    </w:p>
-    <w:p>
-      <w:pPr>
+        <w:spacing w:after="0" w:line="240" w:lineRule="auto"/>
+        <w:rPr>
+          <w:rFonts w:ascii="Nirmala UI" w:hAnsi="Nirmala UI"/>
+          <w:sz w:val="16"/>
+          <w:szCs w:val="16"/>
+        </w:rPr>
+      </w:pPr>
+    </w:p>
+    <w:p>
+      <w:pPr>
+        <w:spacing w:after="0" w:line="240" w:lineRule="auto"/>
         <w:rPr>
           <w:rFonts w:ascii="Nirmala UI" w:hAnsi="Nirmala UI"/>
           <w:sz w:val="16"/>
@@ -836,16 +857,16 @@
         <w:rPr>
           <w:rFonts w:ascii="Nirmala UI" w:hAnsi="Nirmala UI"/>
           <w:b/>
-          <w:sz w:val="29"/>
-          <w:szCs w:val="29"/>
+          <w:sz w:val="22"/>
+          <w:szCs w:val="22"/>
         </w:rPr>
       </w:pPr>
       <w:r>
         <w:rPr>
           <w:rFonts w:ascii="Nirmala UI" w:hAnsi="Nirmala UI"/>
           <w:b/>
-          <w:sz w:val="29"/>
-          <w:szCs w:val="29"/>
+          <w:sz w:val="22"/>
+          <w:szCs w:val="22"/>
         </w:rPr>
         <w:t xml:space="preserve">{{chairmanName}}</w:t>
       </w:r>
@@ -855,15 +876,15 @@
         <w:ind w:left="4680" w:right="0"/>
         <w:rPr>
           <w:rFonts w:ascii="Nirmala UI" w:hAnsi="Nirmala UI"/>
-          <w:sz w:val="29"/>
-          <w:szCs w:val="29"/>
-        </w:rPr>
-      </w:pPr>
-      <w:r>
-        <w:rPr>
-          <w:rFonts w:ascii="Nirmala UI" w:hAnsi="Nirmala UI"/>
-          <w:sz w:val="29"/>
-          <w:szCs w:val="29"/>
+          <w:sz w:val="22"/>
+          <w:szCs w:val="22"/>
+        </w:rPr>
+      </w:pPr>
+      <w:r>
+        <w:rPr>
+          <w:rFonts w:ascii="Nirmala UI" w:hAnsi="Nirmala UI"/>
+          <w:sz w:val="22"/>
+          <w:szCs w:val="22"/>
           <w:lang w:val="de-DE"/>
         </w:rPr>
         <w:t xml:space="preserve">संचालक अध्यक्ष</w:t>
@@ -871,15 +892,17 @@
     </w:p>
     <w:p>
       <w:pPr>
-        <w:rPr>
-          <w:rFonts w:ascii="Nirmala UI" w:hAnsi="Nirmala UI"/>
-          <w:sz w:val="16"/>
-          <w:szCs w:val="16"/>
-        </w:rPr>
-      </w:pPr>
-    </w:p>
-    <w:p>
-      <w:pPr>
+        <w:spacing w:after="0" w:line="240" w:lineRule="auto"/>
+        <w:rPr>
+          <w:rFonts w:ascii="Nirmala UI" w:hAnsi="Nirmala UI"/>
+          <w:sz w:val="16"/>
+          <w:szCs w:val="16"/>
+        </w:rPr>
+      </w:pPr>
+    </w:p>
+    <w:p>
+      <w:pPr>
+        <w:spacing w:after="0" w:line="240" w:lineRule="auto"/>
         <w:rPr>
           <w:rFonts w:ascii="Nirmala UI" w:hAnsi="Nirmala UI"/>
           <w:sz w:val="16"/>
@@ -893,31 +916,31 @@
           <w:rFonts w:ascii="Nirmala UI" w:hAnsi="Nirmala UI"/>
           <w:b/>
           <w:bCs/>
-          <w:sz w:val="32"/>
-          <w:szCs w:val="32"/>
-        </w:rPr>
-      </w:pPr>
-      <w:r>
-        <w:rPr>
-          <w:rFonts w:ascii="Nirmala UI" w:hAnsi="Nirmala UI"/>
-          <w:sz w:val="29"/>
-          <w:szCs w:val="29"/>
+          <w:sz w:val="28"/>
+          <w:szCs w:val="28"/>
+        </w:rPr>
+      </w:pPr>
+      <w:r>
+        <w:rPr>
+          <w:rFonts w:ascii="Nirmala UI" w:hAnsi="Nirmala UI"/>
+          <w:sz w:val="22"/>
+          <w:szCs w:val="22"/>
         </w:rPr>
         <w:t xml:space="preserve">बोधार्थ: </w:t>
       </w:r>
       <w:r>
         <w:rPr>
           <w:rFonts w:ascii="Nirmala UI" w:hAnsi="Nirmala UI"/>
-          <w:sz w:val="29"/>
-          <w:szCs w:val="29"/>
+          <w:sz w:val="22"/>
+          <w:szCs w:val="22"/>
         </w:rPr>
         <w:t xml:space="preserve">कम्पनी सचिव,{{secretaryName}}</w:t>
       </w:r>
       <w:r>
         <w:rPr>
           <w:rFonts w:ascii="Nirmala UI" w:hAnsi="Nirmala UI"/>
-          <w:sz w:val="29"/>
-          <w:szCs w:val="29"/>
+          <w:sz w:val="22"/>
+          <w:szCs w:val="22"/>
         </w:rPr>
         <w:t xml:space="preserve"> ज्यू ,</w:t>
       </w:r>
@@ -927,15 +950,15 @@
         <w:ind w:left="1200"/>
         <w:rPr>
           <w:rFonts w:ascii="Nirmala UI" w:hAnsi="Nirmala UI"/>
-          <w:sz w:val="29"/>
-          <w:szCs w:val="29"/>
-        </w:rPr>
-      </w:pPr>
-      <w:r>
-        <w:rPr>
-          <w:rFonts w:ascii="Nirmala UI" w:hAnsi="Nirmala UI"/>
-          <w:sz w:val="29"/>
-          <w:szCs w:val="29"/>
+          <w:sz w:val="22"/>
+          <w:szCs w:val="22"/>
+        </w:rPr>
+      </w:pPr>
+      <w:r>
+        <w:rPr>
+          <w:rFonts w:ascii="Nirmala UI" w:hAnsi="Nirmala UI"/>
+          <w:sz w:val="22"/>
+          <w:szCs w:val="22"/>
         </w:rPr>
         <w:t xml:space="preserve">{{secretaryAddress}} ।</w:t>
       </w:r>
@@ -1058,7 +1081,7 @@
     </w:rPrDefault>
     <w:pPrDefault>
       <w:pPr>
-        <w:spacing w:after="0" w:line="264" w:lineRule="auto"/>
+        <w:spacing w:after="0" w:line="336" w:lineRule="auto"/>
       </w:pPr>
     </w:pPrDefault>
   </w:docDefaults>
@@ -1453,8 +1476,8 @@
     </w:pPr>
     <w:rPr>
       <w:color w:val="2E74B5"/>
-      <w:sz w:val="26"/>
-      <w:szCs w:val="26"/>
+      <w:sz w:val="22"/>
+      <w:szCs w:val="22"/>
     </w:rPr>
   </w:style>
   <w:style w:type="paragraph" w:styleId="Heading2">
@@ -1468,8 +1491,8 @@
     </w:pPr>
     <w:rPr>
       <w:color w:val="2E74B5"/>
-      <w:sz w:val="21"/>
-      <w:szCs w:val="21"/>
+      <w:sz w:val="26"/>
+      <w:szCs w:val="26"/>
     </w:rPr>
   </w:style>
   <w:style w:type="paragraph" w:styleId="Heading3">
@@ -1483,8 +1506,8 @@
     </w:pPr>
     <w:rPr>
       <w:color w:val="1F4D78"/>
-      <w:sz w:val="19"/>
-      <w:szCs w:val="19"/>
+      <w:sz w:val="24"/>
+      <w:szCs w:val="24"/>
     </w:rPr>
   </w:style>
   <w:style w:type="paragraph" w:styleId="Heading4">
@@ -1560,8 +1583,8 @@
     <w:uiPriority w:val="10"/>
     <w:qFormat/>
     <w:rPr>
-      <w:sz w:val="45"/>
-      <w:szCs w:val="45"/>
+      <w:sz w:val="56"/>
+      <w:szCs w:val="56"/>
     </w:rPr>
   </w:style>
   <w:style w:type="paragraph" w:customStyle="1" w:styleId="Strong1">
@@ -1608,8 +1631,8 @@
     <w:semiHidden/>
     <w:unhideWhenUsed/>
     <w:rPr>
-      <w:sz w:val="16"/>
-      <w:szCs w:val="16"/>
+      <w:sz w:val="20"/>
+      <w:szCs w:val="20"/>
     </w:rPr>
   </w:style>
   <w:style w:type="character" w:styleId="EndnoteReference">
@@ -1635,8 +1658,8 @@
     <w:semiHidden/>
     <w:unhideWhenUsed/>
     <w:rPr>
-      <w:sz w:val="16"/>
-      <w:szCs w:val="16"/>
+      <w:sz w:val="20"/>
+      <w:szCs w:val="20"/>
     </w:rPr>
   </w:style>
   <w:style w:type="character" w:styleId="PlaceholderText">
